--- a/OLD/Шаблоны запросов/Уведомление кредиторам.docx
+++ b/OLD/Шаблоны запросов/Уведомление кредиторам.docx
@@ -66,7 +66,7 @@
       <w:r>
         <w:rPr>
           <w:rFonts w:ascii="Times New Roman" w:cs="Times New Roman" w:eastAsia="Times New Roman" w:hAnsi="Times New Roman"/>
-          <w:sz w:val="20"/>
+          <w:sz w:val="14"/>
           <w:szCs w:val="20"/>
           <w:rtl w:val="0"/>
         </w:rPr>
@@ -75,9 +75,9 @@
       <w:r>
         <w:rPr>
           <w:rFonts w:ascii="Times New Roman" w:cs="Times New Roman" w:eastAsia="Times New Roman" w:hAnsi="Times New Roman"/>
-          <w:b w:val="1"/>
-          <w:bCs w:val="1"/>
-          <w:sz w:val="20"/>
+          <w:b/>
+          <w:bCs w:val="1"/>
+          <w:sz w:val="14"/>
           <w:szCs w:val="20"/>
           <w:rtl w:val="0"/>
         </w:rPr>
@@ -99,7 +99,7 @@
       <w:r>
         <w:rPr>
           <w:rFonts w:ascii="Times New Roman" w:cs="Times New Roman" w:eastAsia="Times New Roman" w:hAnsi="Times New Roman"/>
-          <w:sz w:val="20"/>
+          <w:sz w:val="14"/>
           <w:szCs w:val="20"/>
           <w:rtl w:val="0"/>
         </w:rPr>
@@ -108,7 +108,7 @@
       <w:r>
         <w:rPr>
           <w:rFonts w:ascii="Times New Roman" w:cs="Times New Roman" w:eastAsia="Times New Roman" w:hAnsi="Times New Roman"/>
-          <w:sz w:val="18"/>
+          <w:sz w:val="14"/>
           <w:szCs w:val="18"/>
           <w:rtl w:val="0"/>
         </w:rPr>
@@ -130,7 +130,7 @@
       <w:r>
         <w:rPr>
           <w:rFonts w:ascii="Times New Roman" w:cs="Times New Roman" w:eastAsia="Times New Roman" w:hAnsi="Times New Roman"/>
-          <w:sz w:val="18"/>
+          <w:sz w:val="14"/>
           <w:szCs w:val="18"/>
           <w:rtl w:val="0"/>
         </w:rPr>

--- a/OLD/Шаблоны запросов/Уведомление кредиторам.docx
+++ b/OLD/Шаблоны запросов/Уведомление кредиторам.docx
@@ -724,7 +724,7 @@
     </w:p>
     <w:sectPr>
       <w:pgSz w:h="16834" w:w="11909" w:orient="portrait"/>
-      <w:pgMar w:bottom="620.1181102362216" w:top="283.46456692913387" w:left="992.1259842519686" w:right="572.0078740157493" w:header="720" w:footer="720"/>
+      <w:pgMar w:bottom="620" w:top="283" w:left="850" w:right="567" w:header="720" w:footer="720"/>
       <w:pgNumType w:start="1"/>
     </w:sectPr>
   </w:body>

--- a/OLD/Шаблоны запросов/Уведомление кредиторам.docx
+++ b/OLD/Шаблоны запросов/Уведомление кредиторам.docx
@@ -426,7 +426,7 @@
           <w:u w:val="none"/>
           <w:rtl w:val="0"/>
         </w:rPr>
-        <w:t>«УВЕДОМЛЕНИЕ О ПРАВЕ ПРЕДЪЯВЛЕНИЯ ТРЕБОВАНИЙ»</w:t>
+        <w:t>УВЕДОМЛЕНИЕ О ПРАВЕ ПРЕДЪЯВЛЕНИЯ ТРЕБОВАНИЯ</w:t>
       </w:r>
     </w:p>
     <w:p>
@@ -504,7 +504,7 @@
           <w:u w:val="none"/>
           <w:rtl w:val="0"/>
         </w:rPr>
-        <w:t>Настоящим уведомляю Вас как кредитора должника о признании должника несостоятельным (банкротом) и о праве предъявления требований к должнику.</w:t>
+        <w:t>В соответствии с п.4 ст.213.24 ФЗ «О несостоятельности (банкротстве)» в ходе процедуры реализации имущества гражданина требования конкурсных кредиторов и уполномоченного органа подлежат рассмотрению в порядке, предусмотренном статьей 100 настоящего Федерального закона.</w:t>
       </w:r>
     </w:p>
     <w:p>
@@ -529,7 +529,7 @@
           <w:u w:val="none"/>
           <w:rtl w:val="0"/>
         </w:rPr>
-        <w:t>В соответствии с п. 2 ст. 213.8 ФЗ «О несостоятельности (банкротстве)» для целей включения в реестр требований кредиторов и участия в первом собрании кредиторов конкурсные кредиторы, в том числе кредиторы, требования которых обеспечены залогом имущества гражданина, и уполномоченный орган вправе предъявить свои требования к гражданину в течение двух месяцев с даты опубликования сообщения о признании обоснованным заявления о признании гражданина банкротом в порядке, установленном статьей 213.7 настоящего Федерального закона.</w:t>
+        <w:t>В соответствии с п.2 ст.213.8 ФЗ «О несостоятельности (банкротстве)» для целей включения в реестр требований кредиторов и участия в первом собрании кредиторов конкурсные кредиторы, в том числе кредиторы, требования которых обеспечены залогом имущества гражданина, и уполномоченный орган вправе предъявить свои требования к гражданину в течение двух месяцев с даты опубликования сообщения о признании обоснованным заявления о признании гражданина банкротом в порядке, установленном статьей 213.7 настоящего Федерального закона.</w:t>
       </w:r>
     </w:p>
     <w:p>
@@ -547,31 +547,6 @@
       <w:r>
         <w:rPr>
           <w:rFonts w:ascii="Times New Roman" w:cs="Times New Roman" w:eastAsia="Times New Roman" w:hAnsi="Times New Roman"/>
-          <w:b/>
-          <w:i w:val="0"/>
-          <w:sz w:val="18"/>
-          <w:szCs w:val="18"/>
-          <w:u w:val="none"/>
-          <w:rtl w:val="0"/>
-        </w:rPr>
-        <w:t>Требования кредиторов направляются в Арбитражный суд {арбитражный суд} (дело №{номер дела}), должнику и финансовому управляющему по адресу: {Адрес арбитражного управляющего}.</w:t>
-      </w:r>
-    </w:p>
-    <w:p>
-      <w:pPr>
-        <w:pageBreakBefore w:val="0"/>
-        <w:spacing w:after="60" w:before="60" w:line="240" w:lineRule="auto"/>
-        <w:ind w:firstLine="700"/>
-        <w:jc w:val="both"/>
-        <w:rPr>
-          <w:rFonts w:ascii="Times New Roman" w:cs="Times New Roman" w:eastAsia="Times New Roman" w:hAnsi="Times New Roman"/>
-          <w:sz w:val="18"/>
-          <w:szCs w:val="18"/>
-        </w:rPr>
-      </w:pPr>
-      <w:r>
-        <w:rPr>
-          <w:rFonts w:ascii="Times New Roman" w:cs="Times New Roman" w:eastAsia="Times New Roman" w:hAnsi="Times New Roman"/>
           <w:b w:val="0"/>
           <w:i w:val="0"/>
           <w:sz w:val="18"/>
@@ -580,31 +555,6 @@
           <w:rtl w:val="0"/>
         </w:rPr>
         <w:t>В соответствии с пунктом 5 статьи 100 Федерального закона от 26.10.2002 № 127-ФЗ «О несостоятельности (банкротстве)» требования кредиторов, по которым не поступили возражения, рассматриваются арбитражным судом для проверки их обоснованности и наличия оснований для включения в реестр требований кредиторов. По результатам рассмотрения арбитражный суд выносит определение о включении или об отказе во включении требований кредиторов в реестр требований кредиторов.</w:t>
-      </w:r>
-    </w:p>
-    <w:p>
-      <w:pPr>
-        <w:pageBreakBefore w:val="0"/>
-        <w:spacing w:after="60" w:before="60" w:line="240" w:lineRule="auto"/>
-        <w:ind w:firstLine="700"/>
-        <w:jc w:val="both"/>
-        <w:rPr>
-          <w:rFonts w:ascii="Times New Roman" w:cs="Times New Roman" w:eastAsia="Times New Roman" w:hAnsi="Times New Roman"/>
-          <w:sz w:val="18"/>
-          <w:szCs w:val="18"/>
-        </w:rPr>
-      </w:pPr>
-      <w:r>
-        <w:rPr>
-          <w:rFonts w:ascii="Times New Roman" w:cs="Times New Roman" w:eastAsia="Times New Roman" w:hAnsi="Times New Roman"/>
-          <w:b w:val="0"/>
-          <w:i w:val="0"/>
-          <w:sz w:val="18"/>
-          <w:szCs w:val="18"/>
-          <w:u w:val="none"/>
-          <w:rtl w:val="0"/>
-        </w:rPr>
-        <w:t>Одновременно прошу Вас предоставить финансовому управляющему сведения о размере задолженности должника перед Вами (основной долг, проценты, неустойка) с приложением подтверждающих документов, а также сведения о наличии залога (обеспечения) и о ведущихся исполнительных производствах.</w:t>
       </w:r>
     </w:p>
     <w:p>
